--- a/outputs/10_robustness/T27_false_positive_and_false_negative_analysis.docx
+++ b/outputs/10_robustness/T27_false_positive_and_false_negative_analysis.docx
@@ -10122,7 +10122,7 @@
           <w:i/>
           <w:sz w:val="14"/>
         </w:rPr>
-        <w:t>Source: D:/Projects/HeartGuard/outputs/10_robustness/failure_analysis/failures_by_category.csv; D:/Projects/HeartGuard/outputs/10_robustness/failure_analysis/false_positives_and_negatives.csv; D:/Projects/HeartGuard/outputs/10_robustness/failure_analysis/record_failures.csv; D:/Projects/HeartGuard/outputs/10_robustness/failure_analysis/confused_class_pairs.csv</w:t>
+        <w:t>Source: outputs/10_robustness/failure_analysis/failures_by_category.csv; outputs/10_robustness/failure_analysis/false_positives_and_negatives.csv; outputs/10_robustness/failure_analysis/record_failures.csv; outputs/10_robustness/failure_analysis/confused_class_pairs.csv</w:t>
       </w:r>
     </w:p>
     <w:p>
@@ -10131,7 +10131,7 @@
           <w:i/>
           <w:sz w:val="14"/>
         </w:rPr>
-        <w:t>Generated by PV-MEPCG / PulseVision at 2026-09-10T11:47:17.467448+00:00</w:t>
+        <w:t>Generated by PV-MEPCG / PulseVision at 2026-09-10T17:10:27.716189+00:00</w:t>
       </w:r>
     </w:p>
     <w:sectPr>
